--- a/templates/formulieren/rapport-WCAG_2.2_AA_-_Deelonderzoek_content_formulieren_-_wierden.nl-v1 (1).docx
+++ b/templates/formulieren/rapport-WCAG_2.2_AA_-_Deelonderzoek_content_formulieren_-_wierden.nl-v1 (1).docx
@@ -6829,7 +6829,7 @@
       <w:pPr>
         <w:pStyle w:val="Normal"/>
       </w:pPr>
-      <w:hyperlink r:id="rId23">
+      <w:hyperlink r:id="rId26">
         <w:r>
           <w:rPr>
             <w:rStyle w:val="Hyperlink"/>
@@ -6842,7 +6842,7 @@
       <w:pPr>
         <w:pStyle w:val="Normal"/>
       </w:pPr>
-      <w:hyperlink r:id="rId23">
+      <w:hyperlink r:id="rId27">
         <w:r>
           <w:rPr>
             <w:rStyle w:val="Hyperlink"/>
